--- a/S2/R2.10B - Comptabilité/TD66/Exercice 1.docx
+++ b/S2/R2.10B - Comptabilité/TD66/Exercice 1.docx
@@ -177,7 +177,7 @@
     <w:p>
       <w:r>
         <w:pict w14:anchorId="6EEBF629">
-          <v:rect id="_x0000_i1067" style="width:0;height:1.5pt" o:hralign="center" o:hrstd="t" o:hr="t" fillcolor="#a0a0a0" stroked="f"/>
+          <v:rect id="_x0000_i1025" style="width:0;height:1.5pt" o:hralign="center" o:hrstd="t" o:hr="t" fillcolor="#a0a0a0" stroked="f"/>
         </w:pict>
       </w:r>
     </w:p>
@@ -349,7 +349,7 @@
     <w:p>
       <w:r>
         <w:pict w14:anchorId="6D4F693F">
-          <v:rect id="_x0000_i1068" style="width:0;height:1.5pt" o:hralign="center" o:hrstd="t" o:hr="t" fillcolor="#a0a0a0" stroked="f"/>
+          <v:rect id="_x0000_i1026" style="width:0;height:1.5pt" o:hralign="center" o:hrstd="t" o:hr="t" fillcolor="#a0a0a0" stroked="f"/>
         </w:pict>
       </w:r>
     </w:p>
@@ -365,6 +365,22 @@
           <w:b/>
           <w:bCs/>
         </w:rPr>
+        <w:br w:type="page"/>
+      </w:r>
+    </w:p>
+    <w:p>
+      <w:pPr>
+        <w:rPr>
+          <w:b/>
+          <w:bCs/>
+        </w:rPr>
+      </w:pPr>
+      <w:r>
+        <w:rPr>
+          <w:b/>
+          <w:bCs/>
+        </w:rPr>
+        <w:lastRenderedPageBreak/>
         <w:t>Exercice 3 – Formation « Zéro déchet »</w:t>
       </w:r>
     </w:p>
@@ -432,7 +448,6 @@
         </w:numPr>
       </w:pPr>
       <w:r>
-        <w:lastRenderedPageBreak/>
         <w:t>Atelier pratique : 400 EUR</w:t>
       </w:r>
       <w:r>
@@ -516,7 +531,7 @@
     <w:p>
       <w:r>
         <w:pict w14:anchorId="1A857486">
-          <v:rect id="_x0000_i1069" style="width:0;height:1.5pt" o:hralign="center" o:hrstd="t" o:hr="t" fillcolor="#a0a0a0" stroked="f"/>
+          <v:rect id="_x0000_i1027" style="width:0;height:1.5pt" o:hralign="center" o:hrstd="t" o:hr="t" fillcolor="#a0a0a0" stroked="f"/>
         </w:pict>
       </w:r>
     </w:p>
@@ -682,9 +697,89 @@
     <w:p>
       <w:r>
         <w:pict w14:anchorId="0CD3FC0B">
-          <v:rect id="_x0000_i1070" style="width:0;height:1.5pt" o:hralign="center" o:hrstd="t" o:hr="t" fillcolor="#a0a0a0" stroked="f"/>
+          <v:rect id="_x0000_i1028" style="width:0;height:1.5pt" o:hralign="center" o:hrstd="t" o:hr="t" fillcolor="#a0a0a0" stroked="f"/>
         </w:pict>
       </w:r>
+    </w:p>
+    <w:p>
+      <w:pPr>
+        <w:rPr>
+          <w:b/>
+          <w:bCs/>
+        </w:rPr>
+      </w:pPr>
+    </w:p>
+    <w:p>
+      <w:pPr>
+        <w:rPr>
+          <w:b/>
+          <w:bCs/>
+        </w:rPr>
+      </w:pPr>
+    </w:p>
+    <w:p>
+      <w:pPr>
+        <w:rPr>
+          <w:b/>
+          <w:bCs/>
+        </w:rPr>
+      </w:pPr>
+    </w:p>
+    <w:p>
+      <w:pPr>
+        <w:rPr>
+          <w:b/>
+          <w:bCs/>
+        </w:rPr>
+      </w:pPr>
+    </w:p>
+    <w:p>
+      <w:pPr>
+        <w:rPr>
+          <w:b/>
+          <w:bCs/>
+        </w:rPr>
+      </w:pPr>
+    </w:p>
+    <w:p>
+      <w:pPr>
+        <w:rPr>
+          <w:b/>
+          <w:bCs/>
+        </w:rPr>
+      </w:pPr>
+    </w:p>
+    <w:p>
+      <w:pPr>
+        <w:rPr>
+          <w:b/>
+          <w:bCs/>
+        </w:rPr>
+      </w:pPr>
+    </w:p>
+    <w:p>
+      <w:pPr>
+        <w:rPr>
+          <w:b/>
+          <w:bCs/>
+        </w:rPr>
+      </w:pPr>
+    </w:p>
+    <w:p>
+      <w:pPr>
+        <w:rPr>
+          <w:b/>
+          <w:bCs/>
+        </w:rPr>
+      </w:pPr>
+    </w:p>
+    <w:p>
+      <w:pPr>
+        <w:rPr>
+          <w:b/>
+          <w:bCs/>
+        </w:rPr>
+      </w:pPr>
     </w:p>
     <w:p>
       <w:pPr>
@@ -826,7 +921,13 @@
         <w:t>Clause écologique</w:t>
       </w:r>
       <w:r>
-        <w:t xml:space="preserve"> : Don de 1 EUR par tranche de 100 EUR HT → 3 EUR donnés.</w:t>
+        <w:t xml:space="preserve"> : Don de 1 EUR par tranche de 100 EUR HT → </w:t>
+      </w:r>
+      <w:r>
+        <w:t>4</w:t>
+      </w:r>
+      <w:r>
+        <w:t xml:space="preserve"> EUR donnés.</w:t>
       </w:r>
       <w:r>
         <w:br/>
@@ -839,29 +940,495 @@
         <w:t>SIRET</w:t>
       </w:r>
       <w:r>
-        <w:t xml:space="preserve"> : 444 555 666 00100</w:t>
-      </w:r>
-    </w:p>
-    <w:p>
-      <w:r>
+        <w:t> </w:t>
+      </w:r>
+      <w:r>
+        <w:t>: 444 555 666 00100</w:t>
+      </w:r>
+    </w:p>
+    <w:tbl>
+      <w:tblPr>
+        <w:tblW w:w="0" w:type="auto"/>
+        <w:tblCellSpacing w:w="15" w:type="dxa"/>
+        <w:tblCellMar>
+          <w:top w:w="15" w:type="dxa"/>
+          <w:left w:w="15" w:type="dxa"/>
+          <w:bottom w:w="15" w:type="dxa"/>
+          <w:right w:w="15" w:type="dxa"/>
+        </w:tblCellMar>
+        <w:tblLook w:val="04A0" w:firstRow="1" w:lastRow="0" w:firstColumn="1" w:lastColumn="0" w:noHBand="0" w:noVBand="1"/>
+      </w:tblPr>
+      <w:tblGrid>
+        <w:gridCol w:w="2179"/>
+        <w:gridCol w:w="5391"/>
+        <w:gridCol w:w="1502"/>
+      </w:tblGrid>
+      <w:tr>
+        <w:trPr>
+          <w:tblHeader/>
+          <w:tblCellSpacing w:w="15" w:type="dxa"/>
+        </w:trPr>
+        <w:tc>
+          <w:tcPr>
+            <w:tcW w:w="0" w:type="auto"/>
+            <w:vAlign w:val="center"/>
+            <w:hideMark/>
+          </w:tcPr>
+          <w:p>
+            <w:pPr>
+              <w:rPr>
+                <w:b/>
+                <w:bCs/>
+              </w:rPr>
+            </w:pPr>
+            <w:r>
+              <w:rPr>
+                <w:b/>
+                <w:bCs/>
+              </w:rPr>
+              <w:t>Détails</w:t>
+            </w:r>
+          </w:p>
+        </w:tc>
+        <w:tc>
+          <w:tcPr>
+            <w:tcW w:w="0" w:type="auto"/>
+            <w:vAlign w:val="center"/>
+            <w:hideMark/>
+          </w:tcPr>
+          <w:p>
+            <w:pPr>
+              <w:rPr>
+                <w:b/>
+                <w:bCs/>
+              </w:rPr>
+            </w:pPr>
+            <w:r>
+              <w:rPr>
+                <w:b/>
+                <w:bCs/>
+              </w:rPr>
+              <w:t>Calcul</w:t>
+            </w:r>
+          </w:p>
+        </w:tc>
+        <w:tc>
+          <w:tcPr>
+            <w:tcW w:w="0" w:type="auto"/>
+            <w:vAlign w:val="center"/>
+            <w:hideMark/>
+          </w:tcPr>
+          <w:p>
+            <w:pPr>
+              <w:rPr>
+                <w:b/>
+                <w:bCs/>
+              </w:rPr>
+            </w:pPr>
+            <w:r>
+              <w:rPr>
+                <w:b/>
+                <w:bCs/>
+              </w:rPr>
+              <w:t>Montant (EUR)</w:t>
+            </w:r>
+          </w:p>
+        </w:tc>
+      </w:tr>
+      <w:tr>
+        <w:trPr>
+          <w:tblCellSpacing w:w="15" w:type="dxa"/>
+        </w:trPr>
+        <w:tc>
+          <w:tcPr>
+            <w:tcW w:w="0" w:type="auto"/>
+            <w:vAlign w:val="center"/>
+            <w:hideMark/>
+          </w:tcPr>
+          <w:p>
+            <w:r>
+              <w:t>Stylos recyclés</w:t>
+            </w:r>
+          </w:p>
+        </w:tc>
+        <w:tc>
+          <w:tcPr>
+            <w:tcW w:w="0" w:type="auto"/>
+            <w:vAlign w:val="center"/>
+            <w:hideMark/>
+          </w:tcPr>
+          <w:p>
+            <w:r>
+              <w:t>200 × 1,50</w:t>
+            </w:r>
+          </w:p>
+        </w:tc>
+        <w:tc>
+          <w:tcPr>
+            <w:tcW w:w="0" w:type="auto"/>
+            <w:vAlign w:val="center"/>
+            <w:hideMark/>
+          </w:tcPr>
+          <w:p>
+            <w:r>
+              <w:t>300,00</w:t>
+            </w:r>
+          </w:p>
+        </w:tc>
+      </w:tr>
+      <w:tr>
+        <w:trPr>
+          <w:tblCellSpacing w:w="15" w:type="dxa"/>
+        </w:trPr>
+        <w:tc>
+          <w:tcPr>
+            <w:tcW w:w="0" w:type="auto"/>
+            <w:vAlign w:val="center"/>
+            <w:hideMark/>
+          </w:tcPr>
+          <w:p>
+            <w:r>
+              <w:t>Carnets A5</w:t>
+            </w:r>
+          </w:p>
+        </w:tc>
+        <w:tc>
+          <w:tcPr>
+            <w:tcW w:w="0" w:type="auto"/>
+            <w:vAlign w:val="center"/>
+            <w:hideMark/>
+          </w:tcPr>
+          <w:p>
+            <w:r>
+              <w:t>30 × 4,00</w:t>
+            </w:r>
+          </w:p>
+        </w:tc>
+        <w:tc>
+          <w:tcPr>
+            <w:tcW w:w="0" w:type="auto"/>
+            <w:vAlign w:val="center"/>
+            <w:hideMark/>
+          </w:tcPr>
+          <w:p>
+            <w:r>
+              <w:t>120,00</w:t>
+            </w:r>
+          </w:p>
+        </w:tc>
+      </w:tr>
+      <w:tr>
+        <w:trPr>
+          <w:tblCellSpacing w:w="15" w:type="dxa"/>
+        </w:trPr>
+        <w:tc>
+          <w:tcPr>
+            <w:tcW w:w="0" w:type="auto"/>
+            <w:vAlign w:val="center"/>
+            <w:hideMark/>
+          </w:tcPr>
+          <w:p>
+            <w:r>
+              <w:rPr>
+                <w:b/>
+                <w:bCs/>
+              </w:rPr>
+              <w:t>Total HT</w:t>
+            </w:r>
+          </w:p>
+        </w:tc>
+        <w:tc>
+          <w:tcPr>
+            <w:tcW w:w="0" w:type="auto"/>
+            <w:vAlign w:val="center"/>
+            <w:hideMark/>
+          </w:tcPr>
+          <w:p>
+            <w:r>
+              <w:t>300 + 120</w:t>
+            </w:r>
+          </w:p>
+        </w:tc>
+        <w:tc>
+          <w:tcPr>
+            <w:tcW w:w="0" w:type="auto"/>
+            <w:vAlign w:val="center"/>
+            <w:hideMark/>
+          </w:tcPr>
+          <w:p>
+            <w:r>
+              <w:t>420,00</w:t>
+            </w:r>
+          </w:p>
+        </w:tc>
+      </w:tr>
+      <w:tr>
+        <w:trPr>
+          <w:tblCellSpacing w:w="15" w:type="dxa"/>
+        </w:trPr>
+        <w:tc>
+          <w:tcPr>
+            <w:tcW w:w="0" w:type="auto"/>
+            <w:vAlign w:val="center"/>
+            <w:hideMark/>
+          </w:tcPr>
+          <w:p>
+            <w:r>
+              <w:rPr>
+                <w:b/>
+                <w:bCs/>
+              </w:rPr>
+              <w:t>Remise 8 %</w:t>
+            </w:r>
+          </w:p>
+        </w:tc>
+        <w:tc>
+          <w:tcPr>
+            <w:tcW w:w="0" w:type="auto"/>
+            <w:vAlign w:val="center"/>
+            <w:hideMark/>
+          </w:tcPr>
+          <w:p>
+            <w:r>
+              <w:t>8 % × 420 = 0,08 × 420</w:t>
+            </w:r>
+          </w:p>
+        </w:tc>
+        <w:tc>
+          <w:tcPr>
+            <w:tcW w:w="0" w:type="auto"/>
+            <w:vAlign w:val="center"/>
+            <w:hideMark/>
+          </w:tcPr>
+          <w:p>
+            <w:r>
+              <w:t>-33,60</w:t>
+            </w:r>
+          </w:p>
+        </w:tc>
+      </w:tr>
+      <w:tr>
+        <w:trPr>
+          <w:tblCellSpacing w:w="15" w:type="dxa"/>
+        </w:trPr>
+        <w:tc>
+          <w:tcPr>
+            <w:tcW w:w="0" w:type="auto"/>
+            <w:vAlign w:val="center"/>
+            <w:hideMark/>
+          </w:tcPr>
+          <w:p>
+            <w:r>
+              <w:rPr>
+                <w:b/>
+                <w:bCs/>
+              </w:rPr>
+              <w:t>Total HT après remise</w:t>
+            </w:r>
+          </w:p>
+        </w:tc>
+        <w:tc>
+          <w:tcPr>
+            <w:tcW w:w="0" w:type="auto"/>
+            <w:vAlign w:val="center"/>
+            <w:hideMark/>
+          </w:tcPr>
+          <w:p>
+            <w:r>
+              <w:t>420 - 33,60</w:t>
+            </w:r>
+          </w:p>
+        </w:tc>
+        <w:tc>
+          <w:tcPr>
+            <w:tcW w:w="0" w:type="auto"/>
+            <w:vAlign w:val="center"/>
+            <w:hideMark/>
+          </w:tcPr>
+          <w:p>
+            <w:r>
+              <w:t>386,40</w:t>
+            </w:r>
+          </w:p>
+        </w:tc>
+      </w:tr>
+      <w:tr>
+        <w:trPr>
+          <w:tblCellSpacing w:w="15" w:type="dxa"/>
+        </w:trPr>
+        <w:tc>
+          <w:tcPr>
+            <w:tcW w:w="0" w:type="auto"/>
+            <w:vAlign w:val="center"/>
+            <w:hideMark/>
+          </w:tcPr>
+          <w:p>
+            <w:r>
+              <w:rPr>
+                <w:b/>
+                <w:bCs/>
+              </w:rPr>
+              <w:t>TVA 5,5 %</w:t>
+            </w:r>
+          </w:p>
+        </w:tc>
+        <w:tc>
+          <w:tcPr>
+            <w:tcW w:w="0" w:type="auto"/>
+            <w:vAlign w:val="center"/>
+            <w:hideMark/>
+          </w:tcPr>
+          <w:p>
+            <w:r>
+              <w:t>5,5 % × 386,40 = 0,055 × 386,40</w:t>
+            </w:r>
+          </w:p>
+        </w:tc>
+        <w:tc>
+          <w:tcPr>
+            <w:tcW w:w="0" w:type="auto"/>
+            <w:vAlign w:val="center"/>
+            <w:hideMark/>
+          </w:tcPr>
+          <w:p>
+            <w:r>
+              <w:t>21,25</w:t>
+            </w:r>
+          </w:p>
+        </w:tc>
+      </w:tr>
+      <w:tr>
+        <w:trPr>
+          <w:tblCellSpacing w:w="15" w:type="dxa"/>
+        </w:trPr>
+        <w:tc>
+          <w:tcPr>
+            <w:tcW w:w="0" w:type="auto"/>
+            <w:vAlign w:val="center"/>
+            <w:hideMark/>
+          </w:tcPr>
+          <w:p>
+            <w:r>
+              <w:rPr>
+                <w:b/>
+                <w:bCs/>
+              </w:rPr>
+              <w:t>Total TTC</w:t>
+            </w:r>
+          </w:p>
+        </w:tc>
+        <w:tc>
+          <w:tcPr>
+            <w:tcW w:w="0" w:type="auto"/>
+            <w:vAlign w:val="center"/>
+            <w:hideMark/>
+          </w:tcPr>
+          <w:p>
+            <w:r>
+              <w:t>386,40 + 21,25</w:t>
+            </w:r>
+          </w:p>
+        </w:tc>
+        <w:tc>
+          <w:tcPr>
+            <w:tcW w:w="0" w:type="auto"/>
+            <w:vAlign w:val="center"/>
+            <w:hideMark/>
+          </w:tcPr>
+          <w:p>
+            <w:r>
+              <w:t>407,65</w:t>
+            </w:r>
+          </w:p>
+        </w:tc>
+      </w:tr>
+      <w:tr>
+        <w:trPr>
+          <w:tblCellSpacing w:w="15" w:type="dxa"/>
+        </w:trPr>
+        <w:tc>
+          <w:tcPr>
+            <w:tcW w:w="0" w:type="auto"/>
+            <w:vAlign w:val="center"/>
+            <w:hideMark/>
+          </w:tcPr>
+          <w:p>
+            <w:r>
+              <w:rPr>
+                <w:b/>
+                <w:bCs/>
+              </w:rPr>
+              <w:t>Clause écologique</w:t>
+            </w:r>
+          </w:p>
+        </w:tc>
+        <w:tc>
+          <w:tcPr>
+            <w:tcW w:w="0" w:type="auto"/>
+            <w:vAlign w:val="center"/>
+            <w:hideMark/>
+          </w:tcPr>
+          <w:p>
+            <w:r>
+              <w:t>1 EUR par tranche de 100 EUR</w:t>
+            </w:r>
+            <w:r>
+              <w:t xml:space="preserve"> (3</w:t>
+            </w:r>
+            <w:r>
+              <w:t>86,40 / 100) = 3Don = 3 × 1 EUR</w:t>
+            </w:r>
+          </w:p>
+        </w:tc>
+        <w:tc>
+          <w:tcPr>
+            <w:tcW w:w="0" w:type="auto"/>
+            <w:vAlign w:val="center"/>
+            <w:hideMark/>
+          </w:tcPr>
+          <w:p>
+            <w:r>
+              <w:t>3 EUR donnés</w:t>
+            </w:r>
+          </w:p>
+        </w:tc>
+      </w:tr>
+    </w:tbl>
+    <w:p>
+      <w:r>
+        <w:pict w14:anchorId="3B78F0C9">
+          <v:rect id="_x0000_i1029" style="width:0;height:1.5pt" o:hralign="center" o:bullet="t" o:hrstd="t" o:hr="t" fillcolor="#a0a0a0" stroked="f"/>
+        </w:pict>
+      </w:r>
+    </w:p>
+    <w:p>
+      <w:pPr>
+        <w:rPr>
+          <w:b/>
+          <w:bCs/>
+        </w:rPr>
+      </w:pPr>
+      <w:r>
+        <w:rPr>
+          <w:b/>
+          <w:bCs/>
+        </w:rPr>
+        <w:br w:type="page"/>
+      </w:r>
+    </w:p>
+    <w:p>
+      <w:pPr>
+        <w:rPr>
+          <w:b/>
+          <w:bCs/>
+        </w:rPr>
+      </w:pPr>
+      <w:r>
+        <w:rPr>
+          <w:b/>
+          <w:bCs/>
+        </w:rPr>
         <w:lastRenderedPageBreak/>
-        <w:pict w14:anchorId="3B78F0C9">
-          <v:rect id="_x0000_i1071" style="width:0;height:1.5pt" o:hralign="center" o:hrstd="t" o:hr="t" fillcolor="#a0a0a0" stroked="f"/>
-        </w:pict>
-      </w:r>
-    </w:p>
-    <w:p>
-      <w:pPr>
-        <w:rPr>
-          <w:b/>
-          <w:bCs/>
-        </w:rPr>
-      </w:pPr>
-      <w:r>
-        <w:rPr>
-          <w:b/>
-          <w:bCs/>
-        </w:rPr>
         <w:t>Exercice 6 – Conseil en mobilité douce</w:t>
       </w:r>
     </w:p>
@@ -1009,7 +1576,7 @@
     <w:p>
       <w:r>
         <w:pict w14:anchorId="29BA311A">
-          <v:rect id="_x0000_i1072" style="width:0;height:1.5pt" o:hralign="center" o:hrstd="t" o:hr="t" fillcolor="#a0a0a0" stroked="f"/>
+          <v:rect id="_x0000_i1030" style="width:0;height:1.5pt" o:hralign="center" o:hrstd="t" o:hr="t" fillcolor="#a0a0a0" stroked="f"/>
         </w:pict>
       </w:r>
     </w:p>
@@ -1025,6 +1592,22 @@
           <w:b/>
           <w:bCs/>
         </w:rPr>
+        <w:br w:type="page"/>
+      </w:r>
+    </w:p>
+    <w:p>
+      <w:pPr>
+        <w:rPr>
+          <w:b/>
+          <w:bCs/>
+        </w:rPr>
+      </w:pPr>
+      <w:r>
+        <w:rPr>
+          <w:b/>
+          <w:bCs/>
+        </w:rPr>
+        <w:lastRenderedPageBreak/>
         <w:t>Exercice 7 – Résultat net et situation globale</w:t>
       </w:r>
     </w:p>
@@ -1240,7 +1823,6 @@
           <w:b/>
           <w:bCs/>
         </w:rPr>
-        <w:lastRenderedPageBreak/>
         <w:t>Commentaire</w:t>
       </w:r>
       <w:r>
@@ -1262,7 +1844,7 @@
     <w:p>
       <w:r>
         <w:pict w14:anchorId="66FA835E">
-          <v:rect id="_x0000_i1073" style="width:0;height:1.5pt" o:hralign="center" o:hrstd="t" o:hr="t" fillcolor="#a0a0a0" stroked="f"/>
+          <v:rect id="_x0000_i1031" style="width:0;height:1.5pt" o:hralign="center" o:hrstd="t" o:hr="t" fillcolor="#a0a0a0" stroked="f"/>
         </w:pict>
       </w:r>
     </w:p>
@@ -1278,6 +1860,22 @@
           <w:b/>
           <w:bCs/>
         </w:rPr>
+        <w:br w:type="page"/>
+      </w:r>
+    </w:p>
+    <w:p>
+      <w:pPr>
+        <w:rPr>
+          <w:b/>
+          <w:bCs/>
+        </w:rPr>
+      </w:pPr>
+      <w:r>
+        <w:rPr>
+          <w:b/>
+          <w:bCs/>
+        </w:rPr>
+        <w:lastRenderedPageBreak/>
         <w:t>Exercice 8 – Compte de résultat simplifié</w:t>
       </w:r>
     </w:p>
